--- a/admin/01_admin/DS_brainstorming.docx
+++ b/admin/01_admin/DS_brainstorming.docx
@@ -7,6 +7,9 @@
         <w:spacing w:after="0" w:line="240" w:lineRule="auto"/>
       </w:pPr>
       <w:r>
+        <w:rPr>
+          <w:highlight w:val="darkGray"/>
+        </w:rPr>
         <w:t>Présentation perso et du projet</w:t>
       </w:r>
     </w:p>
